--- a/companions/docx/iga-certification-checklist.docx
+++ b/companions/docx/iga-certification-checklist.docx
@@ -21,7 +21,7 @@
           <w:i/>
           <w:iCs/>
         </w:rPr>
-        <w:t xml:space="preserve">Companion worksheet for chapter 5 (Process). Use before, during, and after each campaign. Statements referenced: PR4, PR5, C1, C3, C6. Failure mode watched: chapter 5, F3.</w:t>
+        <w:t xml:space="preserve">Companion worksheet for chapter 5 (Process). Use before, during, and after each campaign. Statements referenced: PS4, PS5, C1, C3, C6. Failure mode watched: chapter 5, F3.</w:t>
       </w:r>
     </w:p>
     <w:p>
@@ -106,7 +106,7 @@
         <w:pStyle w:val="Heading2"/>
       </w:pPr>
       <w:r>
-        <w:t xml:space="preserve">Before launch (PR4, C1, C3)</w:t>
+        <w:t xml:space="preserve">Before launch (PS4, C1, C3)</w:t>
       </w:r>
     </w:p>
     <w:p>
@@ -204,7 +204,7 @@
         <w:pStyle w:val="Heading2"/>
       </w:pPr>
       <w:r>
-        <w:t xml:space="preserve">During (PR4)</w:t>
+        <w:t xml:space="preserve">During (PS4)</w:t>
       </w:r>
     </w:p>
     <w:p>
@@ -248,7 +248,7 @@
         <w:pStyle w:val="Heading2"/>
       </w:pPr>
       <w:r>
-        <w:t xml:space="preserve">After close (PR5, C6, F3 watch)</w:t>
+        <w:t xml:space="preserve">After close (PS5, C6, F3 watch)</w:t>
       </w:r>
     </w:p>
     <w:p>
